--- a/IQOQDQ/OQ_HMI/Machine type/VI 10/View_SettingsView_V0900_00_BasicSettingsView_Tab_3.docx
+++ b/IQOQDQ/OQ_HMI/Machine type/VI 10/View_SettingsView_V0900_00_BasicSettingsView_Tab_3.docx
@@ -737,7 +737,13 @@
               <w:rPr>
                 <w:spacing w:val="-5"/>
               </w:rPr>
-              <w:t>20</w:t>
+              <w:t>3</w:t>
+            </w:r>
+            <w:r>
+              <w:rPr>
+                <w:spacing w:val="-5"/>
+              </w:rPr>
+              <w:t>0</w:t>
             </w:r>
           </w:p>
         </w:tc>
